--- a/0629/AI_활용_동의서_v0_1_임직원용_6.docx
+++ b/0629/AI_활용_동의서_v0_1_임직원용_6.docx
@@ -1411,16 +1411,12 @@
         <w:jc w:val="both"/>
       </w:pPr>
       <w:r>
-        <w:t xml:space="preserve">Tier A 등급으로 승인된 AI 도구(예: Claude Team, Cursor Team, JetBrains AI Business 등)는 서비스 제공사의 서버가 해외에 위치하여 개인정보가 국외로 이전될 수 있습니다. 「개인정보 보호법」 제28조의 8 및 「KTNET </w:t>
+        <w:t>등급 2(엔터프라이즈 계약)로 승인된 AI 도구(예: Claude Team, Cursor Team, JetBrains AI Business 등)는 서비스 제공사의 서버가 해외에 위치하여 개인정보가 국외로 이전될 수 있습니다. 「개인정보 보호법」 제28조의 8 및 「KTNET 개인정보보호세칙」에 따라 아래와 같이 고지하고 동의를 구합니다.</w:t>
       </w:r>
       <w:proofErr w:type="spellStart"/>
-      <w:r>
-        <w:t>개인정보보호세칙」에</w:t>
-      </w:r>
+      <w:r/>
       <w:proofErr w:type="spellEnd"/>
-      <w:r>
-        <w:t xml:space="preserve"> 따라 아래와 같이 고지하고 동의를 구합니다.</w:t>
-      </w:r>
+      <w:r/>
     </w:p>
     <w:p>
       <w:pPr>
@@ -3662,7 +3658,7 @@
                 <w:sz w:val="17"/>
                 <w:szCs w:val="17"/>
               </w:rPr>
-              <w:t>Level 1 (공개)</w:t>
+              <w:t>Level 1 (일반정보)</w:t>
             </w:r>
           </w:p>
         </w:tc>
@@ -3718,7 +3714,7 @@
                 <w:sz w:val="17"/>
                 <w:szCs w:val="17"/>
               </w:rPr>
-              <w:t xml:space="preserve">Tier </w:t>
+              <w:t>전 등급(1·2·3) 허용 (망별 매트릭스 준수)</w:t>
             </w:r>
             <w:proofErr w:type="gramStart"/>
             <w:r>
@@ -3726,7 +3722,6 @@
                 <w:sz w:val="17"/>
                 <w:szCs w:val="17"/>
               </w:rPr>
-              <w:t>A /</w:t>
             </w:r>
             <w:proofErr w:type="gramEnd"/>
             <w:r>
@@ -3734,7 +3729,6 @@
                 <w:sz w:val="17"/>
                 <w:szCs w:val="17"/>
               </w:rPr>
-              <w:t xml:space="preserve"> </w:t>
             </w:r>
             <w:proofErr w:type="gramStart"/>
             <w:r>
@@ -3742,7 +3736,6 @@
                 <w:sz w:val="17"/>
                 <w:szCs w:val="17"/>
               </w:rPr>
-              <w:t>B /</w:t>
             </w:r>
             <w:proofErr w:type="gramEnd"/>
             <w:r>
@@ -3750,7 +3743,6 @@
                 <w:sz w:val="17"/>
                 <w:szCs w:val="17"/>
               </w:rPr>
-              <w:t xml:space="preserve"> C 모두 허용 (망별 매트릭스 준수)</w:t>
             </w:r>
           </w:p>
         </w:tc>
@@ -3789,7 +3781,7 @@
                 <w:sz w:val="17"/>
                 <w:szCs w:val="17"/>
               </w:rPr>
-              <w:t>Level 2 (내부)</w:t>
+              <w:t>Level 2 (대외비)</w:t>
             </w:r>
           </w:p>
         </w:tc>
@@ -3845,7 +3837,7 @@
                 <w:sz w:val="17"/>
                 <w:szCs w:val="17"/>
               </w:rPr>
-              <w:t>Tier A 도구만 허용 (</w:t>
+              <w:t>등급 2 도구만 허용 (업무망·인터넷망, 본인확인망 금지)</w:t>
             </w:r>
             <w:proofErr w:type="spellStart"/>
             <w:r>
@@ -3853,7 +3845,6 @@
                 <w:sz w:val="17"/>
                 <w:szCs w:val="17"/>
               </w:rPr>
-              <w:t>업무망</w:t>
             </w:r>
             <w:proofErr w:type="spellEnd"/>
             <w:r>
@@ -3861,7 +3852,6 @@
                 <w:sz w:val="17"/>
                 <w:szCs w:val="17"/>
               </w:rPr>
-              <w:t>·인터넷망, 본인확인망 금지)</w:t>
             </w:r>
           </w:p>
         </w:tc>
@@ -3900,8 +3890,7 @@
                 <w:sz w:val="17"/>
                 <w:szCs w:val="17"/>
               </w:rPr>
-              <w:lastRenderedPageBreak/>
-              <w:t>Level 3 (기밀)</w:t>
+              <w:t>Level 3 (비밀)</w:t>
             </w:r>
           </w:p>
         </w:tc>
@@ -5650,13 +5639,10 @@
       </w:pPr>
       <w:proofErr w:type="gramStart"/>
       <w:r>
-        <w:lastRenderedPageBreak/>
-        <w:t>붙임  AI</w:t>
+        <w:t>붙임  AI 도구 등급(보안 등급) 안내</w:t>
       </w:r>
       <w:proofErr w:type="gramEnd"/>
-      <w:r>
-        <w:t xml:space="preserve"> 도구 Tier(보안 등급) 안내</w:t>
-      </w:r>
+      <w:r/>
     </w:p>
     <w:p>
       <w:pPr>
@@ -5664,7 +5650,7 @@
         <w:jc w:val="both"/>
       </w:pPr>
       <w:r>
-        <w:t>본 붙임은 동의서 제2조와 제4조에서 언급하는 AI 도구 Tier(보안 등급)의 의미와 분류 기준을 설명합니다.</w:t>
+        <w:t>본 붙임은 동의서 제2조와 제4조에서 언급하는 AI 도구 등급(보안 등급)의 의미와 분류 기준을 설명합니다.</w:t>
       </w:r>
     </w:p>
     <w:p>
@@ -5704,7 +5690,7 @@
         <w:pStyle w:val="2"/>
       </w:pPr>
       <w:r>
-        <w:t>1.  Tier란 무엇인가?</w:t>
+        <w:t>1.  등급이란 무엇인가?</w:t>
       </w:r>
     </w:p>
     <w:p>
@@ -5713,7 +5699,7 @@
         <w:jc w:val="both"/>
       </w:pPr>
       <w:r>
-        <w:t>Tier는 KTNET이 AI 도구의 보안 강도 및 계약 요건 충족 수준에 따라 부여하는 도구별 보안 등급입니다. 동일한 AI 서비스라도 플랜(무료/유료/기업용)에 따라 Tier가 달라지며, Tier가 높을수록 회사가 제공사와 체결한 보안 청약 수준이 높고 개인정보 보호 장치가 강화됩니다. 본 동의서에서 언급하는 ‘Tier A 도구’ 역시 이 기준으로 승인된 기업용 AI 도구를 의미합니다.</w:t>
+        <w:t>등급은 KTNET이 AI 도구의 보안 강도 및 계약 요건 충족 수준에 따라 부여하는 도구별 보안 등급입니다. 동일한 AI 서비스라도 플랜(무료/유료/기업용)에 따라 등급이 달라지며, 엔터프라이즈 계약(등급 2)·사내 전용(등급 3)일수록 회사 통제와 개인정보 보호 장치가 강화됩니다. 본 동의서에서 언급하는 ‘등급 2 도구’ 역시 이 기준으로 승인된 기업용 AI 도구를 의미합니다.</w:t>
       </w:r>
     </w:p>
     <w:p>
@@ -5721,7 +5707,7 @@
         <w:pStyle w:val="2"/>
       </w:pPr>
       <w:r>
-        <w:t>2.  Tier 분류 기준 및 각 Tier의 의미</w:t>
+        <w:t>2.  등급 분류 기준 및 각 등급의 의미</w:t>
       </w:r>
     </w:p>
     <w:p>
@@ -5730,16 +5716,12 @@
         <w:jc w:val="both"/>
       </w:pPr>
       <w:r>
-        <w:t xml:space="preserve">Tier 분류는 요령 제11조의 등급 체계와 </w:t>
+        <w:t>등급 분류는 요령 제11조의 등급 체계와 정합하며, AI 도구 활용 정책 제2장에서 다음과 같이 정의합니다.</w:t>
       </w:r>
       <w:proofErr w:type="spellStart"/>
-      <w:r>
-        <w:t>정합하며</w:t>
-      </w:r>
+      <w:r/>
       <w:proofErr w:type="spellEnd"/>
-      <w:r>
-        <w:t>, AI 도구 활용 정책 2장에서 다음과 같이 정의합니다.</w:t>
-      </w:r>
+      <w:r/>
     </w:p>
     <w:p>
       <w:pPr>
@@ -5812,7 +5794,7 @@
                 <w:sz w:val="17"/>
                 <w:szCs w:val="17"/>
               </w:rPr>
-              <w:t>Tier</w:t>
+              <w:t>등급</w:t>
             </w:r>
           </w:p>
         </w:tc>
@@ -6013,7 +5995,7 @@
                 <w:sz w:val="17"/>
                 <w:szCs w:val="17"/>
               </w:rPr>
-              <w:t>요령</w:t>
+              <w:t>구 Tier 표기</w:t>
             </w:r>
           </w:p>
           <w:p>
@@ -6028,7 +6010,6 @@
                 <w:sz w:val="17"/>
                 <w:szCs w:val="17"/>
               </w:rPr>
-              <w:t>등급</w:t>
             </w:r>
           </w:p>
         </w:tc>
@@ -6126,7 +6107,7 @@
                 <w:sz w:val="17"/>
                 <w:szCs w:val="17"/>
               </w:rPr>
-              <w:t>A</w:t>
+              <w:t>등급 2</w:t>
             </w:r>
           </w:p>
         </w:tc>
@@ -6275,7 +6256,7 @@
                 <w:sz w:val="17"/>
                 <w:szCs w:val="17"/>
               </w:rPr>
-              <w:t>등급 2</w:t>
+              <w:t>A</w:t>
             </w:r>
           </w:p>
         </w:tc>
@@ -6303,7 +6284,7 @@
                 <w:sz w:val="17"/>
                 <w:szCs w:val="17"/>
               </w:rPr>
-              <w:t>Level 1(공개)부터 Level 2(내부) 허용</w:t>
+              <w:t>Level 1(일반정보)부터 Level 2(대외비) 허용</w:t>
             </w:r>
           </w:p>
         </w:tc>
@@ -6345,7 +6326,7 @@
                 <w:sz w:val="17"/>
                 <w:szCs w:val="17"/>
               </w:rPr>
-              <w:t>B</w:t>
+              <w:t>등급 1 (개인 유료)</w:t>
             </w:r>
           </w:p>
         </w:tc>
@@ -6503,7 +6484,7 @@
                 <w:sz w:val="17"/>
                 <w:szCs w:val="17"/>
               </w:rPr>
-              <w:t>등급 1</w:t>
+              <w:t>B</w:t>
             </w:r>
           </w:p>
         </w:tc>
@@ -6531,7 +6512,7 @@
                 <w:sz w:val="17"/>
                 <w:szCs w:val="17"/>
               </w:rPr>
-              <w:t>Level 1(공개)만 허용 + 자기신고 필수</w:t>
+              <w:t>Level 1(일반정보)만 허용 + 자기신고 필수</w:t>
             </w:r>
           </w:p>
         </w:tc>
@@ -6573,7 +6554,7 @@
                 <w:sz w:val="17"/>
                 <w:szCs w:val="17"/>
               </w:rPr>
-              <w:t>C</w:t>
+              <w:t>등급 1 (개인 무료)</w:t>
             </w:r>
           </w:p>
         </w:tc>
@@ -6731,7 +6712,7 @@
                 <w:sz w:val="17"/>
                 <w:szCs w:val="17"/>
               </w:rPr>
-              <w:t>등급 1</w:t>
+              <w:t>C</w:t>
             </w:r>
           </w:p>
         </w:tc>
@@ -6759,7 +6740,7 @@
                 <w:sz w:val="17"/>
                 <w:szCs w:val="17"/>
               </w:rPr>
-              <w:t>Level 1(공개)만 허용, 가이드라인 준수 필수</w:t>
+              <w:t>Level 1(일반정보)만 허용, 가이드라인 준수 필수</w:t>
             </w:r>
           </w:p>
         </w:tc>
@@ -6801,7 +6782,7 @@
                 <w:sz w:val="17"/>
                 <w:szCs w:val="17"/>
               </w:rPr>
-              <w:t>S</w:t>
+              <w:t>등급 3</w:t>
             </w:r>
           </w:p>
         </w:tc>
@@ -6966,7 +6947,7 @@
                 <w:sz w:val="17"/>
                 <w:szCs w:val="17"/>
               </w:rPr>
-              <w:t>등급 3</w:t>
+              <w:t>S</w:t>
             </w:r>
           </w:p>
         </w:tc>
@@ -7025,7 +7006,7 @@
           <w:sz w:val="16"/>
           <w:szCs w:val="16"/>
         </w:rPr>
-        <w:t>※ 학습 OFF: AI 서비스 제공사가 사용자 입력 데이터를 모델 학습에 사용하지 않도록 하는 설정. Tier A는 계약상 기본 보장(ZDR), Tier B는 선택적 사용자 설정.</w:t>
+        <w:t>※ 학습 OFF: AI 서비스 제공사가 사용자 입력 데이터를 모델 학습에 사용하지 않도록 하는 설정. 등급 2는 계약상 기본 보장(ZDR), 등급 1은 선택적 사용자 설정.</w:t>
       </w:r>
     </w:p>
     <w:p>
@@ -7039,7 +7020,7 @@
           <w:sz w:val="16"/>
           <w:szCs w:val="16"/>
         </w:rPr>
-        <w:t>※ Tier S는 외부 클라우드 AI 도구가 아니며 회사 내부 망에 배포된 도구로 본 문서의 동의 대상은 아닙니다.</w:t>
+        <w:t>※ 등급 3은 외부 클라우드 AI 도구가 아니며 회사 내부 망에 배포된 도구로 본 문서의 동의 대상은 아닙니다.</w:t>
       </w:r>
     </w:p>
     <w:sectPr>

--- a/0629/AI_활용_동의서_v0_1_임직원용_6.docx
+++ b/0629/AI_활용_동의서_v0_1_임직원용_6.docx
@@ -1411,7 +1411,7 @@
         <w:jc w:val="both"/>
       </w:pPr>
       <w:r>
-        <w:t>등급 2(엔터프라이즈 계약)로 승인된 AI 도구(예: Claude Team, Cursor Team, JetBrains AI Business 등)는 서비스 제공사의 서버가 해외에 위치하여 개인정보가 국외로 이전될 수 있습니다. 「개인정보 보호법」 제28조의 8 및 「KTNET 개인정보보호세칙」에 따라 아래와 같이 고지하고 동의를 구합니다.</w:t>
+        <w:t>회사계약 등급으로 승인된 AI 도구(예: Claude Team, Cursor Team, JetBrains AI Business 등)는 서비스 제공사의 서버가 해외에 위치하여 개인정보가 국외로 이전될 수 있습니다. 「개인정보 보호법」 제28조의 8 및 「KTNET 개인정보보호세칙」에 따라 아래와 같이 고지하고 동의를 구합니다.</w:t>
       </w:r>
       <w:proofErr w:type="spellStart"/>
       <w:r/>
@@ -3837,7 +3837,7 @@
                 <w:sz w:val="17"/>
                 <w:szCs w:val="17"/>
               </w:rPr>
-              <w:t>등급 2 도구만 허용 (업무망·인터넷망, 본인확인망 금지)</w:t>
+              <w:t>회사계약 등급 도구만 허용 (업무망·인터넷망, 본인확인망 금지)</w:t>
             </w:r>
             <w:proofErr w:type="spellStart"/>
             <w:r>
@@ -5699,7 +5699,7 @@
         <w:jc w:val="both"/>
       </w:pPr>
       <w:r>
-        <w:t>등급은 KTNET이 AI 도구의 보안 강도 및 계약 요건 충족 수준에 따라 부여하는 도구별 보안 등급입니다. 동일한 AI 서비스라도 플랜(무료/유료/기업용)에 따라 등급이 달라지며, 엔터프라이즈 계약(등급 2)·사내 전용(등급 3)일수록 회사 통제와 개인정보 보호 장치가 강화됩니다. 본 동의서에서 언급하는 ‘등급 2 도구’ 역시 이 기준으로 승인된 기업용 AI 도구를 의미합니다.</w:t>
+        <w:t>등급은 KTNET이 AI 도구의 보안 강도 및 계약 요건 충족 수준에 따라 부여하는 도구별 보안 등급입니다. 동일한 AI 서비스라도 플랜(무료/유료/기업용)에 따라 등급이 달라지며, 회사계약 등급·사내전용 등급일수록 회사 통제와 개인정보 보호 장치가 강화됩니다. 본 동의서에서 언급하는 ‘회사계약 등급 도구’ 역시 이 기준으로 승인된 기업용 AI 도구를 의미합니다.</w:t>
       </w:r>
     </w:p>
     <w:p>
@@ -6107,7 +6107,7 @@
                 <w:sz w:val="17"/>
                 <w:szCs w:val="17"/>
               </w:rPr>
-              <w:t>등급 2</w:t>
+              <w:t>회사계약 등급</w:t>
             </w:r>
           </w:p>
         </w:tc>
@@ -6326,7 +6326,7 @@
                 <w:sz w:val="17"/>
                 <w:szCs w:val="17"/>
               </w:rPr>
-              <w:t>등급 1 (개인 유료)</w:t>
+              <w:t>개인계정 등급 (개인 유료)</w:t>
             </w:r>
           </w:p>
         </w:tc>
@@ -6554,7 +6554,7 @@
                 <w:sz w:val="17"/>
                 <w:szCs w:val="17"/>
               </w:rPr>
-              <w:t>등급 1 (개인 무료)</w:t>
+              <w:t>개인계정 등급 (개인 무료)</w:t>
             </w:r>
           </w:p>
         </w:tc>
@@ -6782,7 +6782,7 @@
                 <w:sz w:val="17"/>
                 <w:szCs w:val="17"/>
               </w:rPr>
-              <w:t>등급 3</w:t>
+              <w:t>사내전용 등급</w:t>
             </w:r>
           </w:p>
         </w:tc>
@@ -7006,7 +7006,7 @@
           <w:sz w:val="16"/>
           <w:szCs w:val="16"/>
         </w:rPr>
-        <w:t>※ 학습 OFF: AI 서비스 제공사가 사용자 입력 데이터를 모델 학습에 사용하지 않도록 하는 설정. 등급 2는 계약상 기본 보장(ZDR), 등급 1은 선택적 사용자 설정.</w:t>
+        <w:t>※ 학습 OFF: AI 서비스 제공사가 사용자 입력 데이터를 모델 학습에 사용하지 않도록 하는 설정. 회사계약 등급은 계약상 기본 보장(ZDR), 개인계정 등급은 선택적 사용자 설정.</w:t>
       </w:r>
     </w:p>
     <w:p>
@@ -7020,7 +7020,7 @@
           <w:sz w:val="16"/>
           <w:szCs w:val="16"/>
         </w:rPr>
-        <w:t>※ 등급 3은 외부 클라우드 AI 도구가 아니며 회사 내부 망에 배포된 도구로 본 문서의 동의 대상은 아닙니다.</w:t>
+        <w:t>※ 사내전용 등급은 외부 클라우드 AI 도구가 아니며 회사 내부 망에 배포된 도구로 본 문서의 동의 대상은 아닙니다.</w:t>
       </w:r>
     </w:p>
     <w:sectPr>
